--- a/Rakesh Nayak_Resume.docx
+++ b/Rakesh Nayak_Resume.docx
@@ -480,6 +480,7 @@
           <w:rFonts w:ascii="Calibri" w:hAnsi="Calibri" w:cs="Calibri"/>
           <w:sz w:val="20"/>
           <w:szCs w:val="20"/>
+          <w:lang w:val="en-IN"/>
         </w:rPr>
       </w:pPr>
       <w:r>
@@ -487,56 +488,27 @@
           <w:rFonts w:ascii="Calibri" w:hAnsi="Calibri" w:cs="Calibri"/>
           <w:sz w:val="20"/>
           <w:szCs w:val="20"/>
-        </w:rPr>
-        <w:t>Oracle Certified Java SE Programmer with 10 years of experience in Technical Production Support, Site Reliability Engineering (SRE), and DevOps practices. Skilled in Core Java, SQL, Unix/Linux, CI/CD pipelines, Azure, AWS, and automation. Proven ability to ensure high availability, improve system uptime, reduce MTTR, and enhance reliability of large</w:t>
+          <w:lang w:val="en-IN"/>
+        </w:rPr>
+        <w:t>Oracle Certified Java SE Programmer with 10 years of experience in Java maintenance, L1/L2 Technical Production Support, Site Reliability Engineering (SRE), and DevOps. Proven expertise in delivering scalable and reliable solutions, automating monitoring systems, and supporting global production environments. Skilled in Core Java, SQL, Unix/Linux, CI/CD pipelines,</w:t>
       </w:r>
       <w:r>
         <w:rPr>
-          <w:rFonts w:ascii="Cambria Math" w:hAnsi="Cambria Math" w:cs="Cambria Math"/>
-          <w:sz w:val="20"/>
-          <w:szCs w:val="20"/>
-        </w:rPr>
-        <w:t>‑</w:t>
+          <w:rFonts w:ascii="Calibri" w:hAnsi="Calibri" w:cs="Calibri"/>
+          <w:sz w:val="20"/>
+          <w:szCs w:val="20"/>
+          <w:lang w:val="en-IN"/>
+        </w:rPr>
+        <w:t xml:space="preserve"> Kubernetes</w:t>
       </w:r>
       <w:r>
         <w:rPr>
           <w:rFonts w:ascii="Calibri" w:hAnsi="Calibri" w:cs="Calibri"/>
           <w:sz w:val="20"/>
           <w:szCs w:val="20"/>
-        </w:rPr>
-        <w:t>scale production systems. Strong expertise in incident management, RCA, monitoring and alerting, log analysis, and implementing observability solutions. Experienced in process automation, workflow optimization, and supporting global teams in fast</w:t>
-      </w:r>
-      <w:r>
-        <w:rPr>
-          <w:rFonts w:ascii="Cambria Math" w:hAnsi="Cambria Math" w:cs="Cambria Math"/>
-          <w:sz w:val="20"/>
-          <w:szCs w:val="20"/>
-        </w:rPr>
-        <w:t>‑</w:t>
-      </w:r>
-      <w:r>
-        <w:rPr>
-          <w:rFonts w:ascii="Calibri" w:hAnsi="Calibri" w:cs="Calibri"/>
-          <w:sz w:val="20"/>
-          <w:szCs w:val="20"/>
-        </w:rPr>
-        <w:t>paced, mission</w:t>
-      </w:r>
-      <w:r>
-        <w:rPr>
-          <w:rFonts w:ascii="Cambria Math" w:hAnsi="Cambria Math" w:cs="Cambria Math"/>
-          <w:sz w:val="20"/>
-          <w:szCs w:val="20"/>
-        </w:rPr>
-        <w:t>‑</w:t>
-      </w:r>
-      <w:r>
-        <w:rPr>
-          <w:rFonts w:ascii="Calibri" w:hAnsi="Calibri" w:cs="Calibri"/>
-          <w:sz w:val="20"/>
-          <w:szCs w:val="20"/>
-        </w:rPr>
-        <w:t>critical environments.</w:t>
+          <w:lang w:val="en-IN"/>
+        </w:rPr>
+        <w:t xml:space="preserve"> and cloud technologies. Strong background in improving system uptime, reducing MTTR, enhancing observability, and driving operational efficiency through automation and continuous improvement. Dedicated to ensuring high availability, optimizing infrastructure performance, and enabling seamless business operations.</w:t>
       </w:r>
     </w:p>
     <w:p>
@@ -7804,7 +7776,6 @@
   <w:style w:type="character" w:default="1" w:styleId="DefaultParagraphFont">
     <w:name w:val="Default Paragraph Font"/>
     <w:uiPriority w:val="1"/>
-    <w:semiHidden/>
     <w:unhideWhenUsed/>
   </w:style>
   <w:style w:type="table" w:default="1" w:styleId="TableNormal">
